--- a/handover/doing/RA2/DCC-IABD_M04_ACT_OBL_03-DOING.docx
+++ b/handover/doing/RA2/DCC-IABD_M04_ACT_OBL_03-DOING.docx
@@ -769,33 +769,7 @@
             <w:szCs w:val="20"/>
             <w:u w:val="none"/>
           </w:rPr>
-          <w:t xml:space="preserve">Describe tres </w:t>
-        </w:r>
-        <w:proofErr w:type="spellStart"/>
-        <w:r>
-          <w:rPr>
-            <w:rStyle w:val="Hipervnculo2"/>
-            <w:i/>
-            <w:iCs w:val="0"/>
-            <w:color w:val="DB2680"/>
-            <w:sz w:val="18"/>
-            <w:szCs w:val="20"/>
-            <w:u w:val="none"/>
-          </w:rPr>
-          <w:t>KPIs</w:t>
-        </w:r>
-        <w:proofErr w:type="spellEnd"/>
-        <w:r>
-          <w:rPr>
-            <w:rStyle w:val="Hipervnculo2"/>
-            <w:i/>
-            <w:iCs w:val="0"/>
-            <w:color w:val="DB2680"/>
-            <w:sz w:val="18"/>
-            <w:szCs w:val="20"/>
-            <w:u w:val="none"/>
-          </w:rPr>
-          <w:t xml:space="preserve"> que podrían ser relevantes para el análisis de datos en el sector sanitario.</w:t>
+          <w:t>Describe tres KPIs que podrían ser relevantes para el análisis de datos en el sector sanitario.</w:t>
         </w:r>
       </w:hyperlink>
     </w:p>
@@ -1450,99 +1424,7 @@
             <w:szCs w:val="18"/>
             <w:u w:val="none"/>
           </w:rPr>
-          <w:t xml:space="preserve">Carga el </w:t>
-        </w:r>
-        <w:proofErr w:type="spellStart"/>
-        <w:r>
-          <w:rPr>
-            <w:rStyle w:val="Hipervnculo2"/>
-            <w:i/>
-            <w:iCs w:val="0"/>
-            <w:color w:val="DB2680"/>
-            <w:sz w:val="18"/>
-            <w:szCs w:val="18"/>
-            <w:u w:val="none"/>
-          </w:rPr>
-          <w:t>dataset</w:t>
-        </w:r>
-        <w:proofErr w:type="spellEnd"/>
-        <w:r>
-          <w:rPr>
-            <w:rStyle w:val="Hipervnculo2"/>
-            <w:i/>
-            <w:iCs w:val="0"/>
-            <w:color w:val="DB2680"/>
-            <w:sz w:val="18"/>
-            <w:szCs w:val="18"/>
-            <w:u w:val="none"/>
-          </w:rPr>
-          <w:t xml:space="preserve"> Iris: Carga el </w:t>
-        </w:r>
-        <w:proofErr w:type="spellStart"/>
-        <w:r>
-          <w:rPr>
-            <w:rStyle w:val="Hipervnculo2"/>
-            <w:i/>
-            <w:iCs w:val="0"/>
-            <w:color w:val="DB2680"/>
-            <w:sz w:val="18"/>
-            <w:szCs w:val="18"/>
-            <w:u w:val="none"/>
-          </w:rPr>
-          <w:t>dataset</w:t>
-        </w:r>
-        <w:proofErr w:type="spellEnd"/>
-        <w:r>
-          <w:rPr>
-            <w:rStyle w:val="Hipervnculo2"/>
-            <w:i/>
-            <w:iCs w:val="0"/>
-            <w:color w:val="DB2680"/>
-            <w:sz w:val="18"/>
-            <w:szCs w:val="18"/>
-            <w:u w:val="none"/>
-          </w:rPr>
-          <w:t xml:space="preserve"> Iris usando </w:t>
-        </w:r>
-        <w:proofErr w:type="spellStart"/>
-        <w:proofErr w:type="gramStart"/>
-        <w:r>
-          <w:rPr>
-            <w:rStyle w:val="Hipervnculo2"/>
-            <w:i/>
-            <w:iCs w:val="0"/>
-            <w:color w:val="DB2680"/>
-            <w:sz w:val="18"/>
-            <w:szCs w:val="18"/>
-            <w:u w:val="none"/>
-          </w:rPr>
-          <w:t>pandas.read</w:t>
-        </w:r>
-        <w:proofErr w:type="gramEnd"/>
-        <w:r>
-          <w:rPr>
-            <w:rStyle w:val="Hipervnculo2"/>
-            <w:i/>
-            <w:iCs w:val="0"/>
-            <w:color w:val="DB2680"/>
-            <w:sz w:val="18"/>
-            <w:szCs w:val="18"/>
-            <w:u w:val="none"/>
-          </w:rPr>
-          <w:t>_csv</w:t>
-        </w:r>
-        <w:proofErr w:type="spellEnd"/>
-        <w:r>
-          <w:rPr>
-            <w:rStyle w:val="Hipervnculo2"/>
-            <w:i/>
-            <w:iCs w:val="0"/>
-            <w:color w:val="DB2680"/>
-            <w:sz w:val="18"/>
-            <w:szCs w:val="18"/>
-            <w:u w:val="none"/>
-          </w:rPr>
-          <w:t>(</w:t>
+          <w:t>Carga el dataset Iris: Carga el dataset Iris usando pandas.read_csv(</w:t>
         </w:r>
         <w:r>
           <w:rPr>
@@ -1632,35 +1514,7 @@
             <w:szCs w:val="18"/>
             <w:u w:val="none"/>
           </w:rPr>
-          <w:t xml:space="preserve">Diagrama de dispersión con pares: Utiliza </w:t>
-        </w:r>
-        <w:proofErr w:type="spellStart"/>
-        <w:proofErr w:type="gramStart"/>
-        <w:r>
-          <w:rPr>
-            <w:rStyle w:val="Hipervnculo2"/>
-            <w:i/>
-            <w:iCs w:val="0"/>
-            <w:color w:val="DB2680"/>
-            <w:sz w:val="18"/>
-            <w:szCs w:val="18"/>
-            <w:u w:val="none"/>
-          </w:rPr>
-          <w:t>sns.pairplot</w:t>
-        </w:r>
-        <w:proofErr w:type="spellEnd"/>
-        <w:proofErr w:type="gramEnd"/>
-        <w:r>
-          <w:rPr>
-            <w:rStyle w:val="Hipervnculo2"/>
-            <w:i/>
-            <w:iCs w:val="0"/>
-            <w:color w:val="DB2680"/>
-            <w:sz w:val="18"/>
-            <w:szCs w:val="18"/>
-            <w:u w:val="none"/>
-          </w:rPr>
-          <w:t>() para crear un diagrama de dispersión</w:t>
+          <w:t>Diagrama de dispersión con pares: Utiliza sns.pairplot() para crear un diagrama de dispersión</w:t>
         </w:r>
         <w:r>
           <w:rPr>
@@ -1774,33 +1628,7 @@
             <w:szCs w:val="18"/>
             <w:u w:val="none"/>
           </w:rPr>
-          <w:t>Gráfico de violín: Crea un gráfico de violín (</w:t>
-        </w:r>
-        <w:proofErr w:type="spellStart"/>
-        <w:r>
-          <w:rPr>
-            <w:rStyle w:val="Hipervnculo2"/>
-            <w:i/>
-            <w:iCs w:val="0"/>
-            <w:color w:val="DB2680"/>
-            <w:sz w:val="18"/>
-            <w:szCs w:val="18"/>
-            <w:u w:val="none"/>
-          </w:rPr>
-          <w:t>violinplot</w:t>
-        </w:r>
-        <w:proofErr w:type="spellEnd"/>
-        <w:r>
-          <w:rPr>
-            <w:rStyle w:val="Hipervnculo2"/>
-            <w:i/>
-            <w:iCs w:val="0"/>
-            <w:color w:val="DB2680"/>
-            <w:sz w:val="18"/>
-            <w:szCs w:val="18"/>
-            <w:u w:val="none"/>
-          </w:rPr>
-          <w:t>) para cada una de las características</w:t>
+          <w:t>Gráfico de violín: Crea un gráfico de violín (violinplot) para cada una de las características</w:t>
         </w:r>
         <w:r>
           <w:rPr>
@@ -1842,33 +1670,7 @@
             <w:szCs w:val="18"/>
             <w:u w:val="none"/>
           </w:rPr>
-          <w:t xml:space="preserve">Extrae conclusiones sobre el </w:t>
-        </w:r>
-        <w:proofErr w:type="spellStart"/>
-        <w:r>
-          <w:rPr>
-            <w:rStyle w:val="Hipervnculo2"/>
-            <w:i/>
-            <w:iCs w:val="0"/>
-            <w:color w:val="DB2680"/>
-            <w:sz w:val="18"/>
-            <w:szCs w:val="18"/>
-            <w:u w:val="none"/>
-          </w:rPr>
-          <w:t>por qué</w:t>
-        </w:r>
-        <w:proofErr w:type="spellEnd"/>
-        <w:r>
-          <w:rPr>
-            <w:rStyle w:val="Hipervnculo2"/>
-            <w:i/>
-            <w:iCs w:val="0"/>
-            <w:color w:val="DB2680"/>
-            <w:sz w:val="18"/>
-            <w:szCs w:val="18"/>
-            <w:u w:val="none"/>
-          </w:rPr>
-          <w:t xml:space="preserve"> de los resultados obtenidos.</w:t>
+          <w:t>Extrae conclusiones sobre el por qué de los resultados obtenidos.</w:t>
         </w:r>
       </w:hyperlink>
     </w:p>
@@ -1927,7 +1729,7 @@
           <w:szCs w:val="20"/>
         </w:rPr>
       </w:pPr>
-      <w:hyperlink w:anchor="_Acceso_al_repositorio" w:history="1">
+      <w:hyperlink w:anchor="_Acceso_al_repositorio_2" w:history="1">
         <w:r>
           <w:rPr>
             <w:rStyle w:val="Hipervnculo2"/>
@@ -1950,7 +1752,19 @@
             <w:szCs w:val="20"/>
             <w:u w:val="none"/>
           </w:rPr>
-          <w:t xml:space="preserve">archivo en el </w:t>
+          <w:t>archivo en el</w:t>
+        </w:r>
+        <w:r>
+          <w:rPr>
+            <w:rStyle w:val="Hipervnculo2"/>
+            <w:i/>
+            <w:iCs w:val="0"/>
+            <w:color w:val="000000"/>
+            <w:sz w:val="18"/>
+            <w:szCs w:val="20"/>
+            <w:u w:val="none"/>
+          </w:rPr>
+          <w:t xml:space="preserve"> </w:t>
         </w:r>
         <w:r>
           <w:rPr>
@@ -2266,30 +2080,8 @@
         <w:rPr>
           <w:color w:val="7F7F7F" w:themeColor="text1" w:themeTint="80"/>
         </w:rPr>
-        <w:t xml:space="preserve"> de herramientas IA como son Gemini, </w:t>
-      </w:r>
-      <w:proofErr w:type="spellStart"/>
-      <w:r>
-        <w:rPr>
-          <w:color w:val="7F7F7F" w:themeColor="text1" w:themeTint="80"/>
-        </w:rPr>
-        <w:t>ChatGpt</w:t>
-      </w:r>
-      <w:proofErr w:type="spellEnd"/>
-      <w:r>
-        <w:rPr>
-          <w:color w:val="7F7F7F" w:themeColor="text1" w:themeTint="80"/>
-        </w:rPr>
-        <w:t xml:space="preserve"> y </w:t>
-      </w:r>
-      <w:proofErr w:type="spellStart"/>
-      <w:r>
-        <w:rPr>
-          <w:color w:val="7F7F7F" w:themeColor="text1" w:themeTint="80"/>
-        </w:rPr>
-        <w:t>Perplexity</w:t>
-      </w:r>
-      <w:proofErr w:type="spellEnd"/>
+        <w:t xml:space="preserve"> de herramientas IA como son Gemini, ChatGpt y Perplexity</w:t>
+      </w:r>
       <w:r>
         <w:rPr>
           <w:color w:val="7F7F7F" w:themeColor="text1" w:themeTint="80"/>
@@ -2454,15 +2246,7 @@
     <w:p/>
     <w:p>
       <w:r>
-        <w:t xml:space="preserve">Es lógico pensar que se le pida los </w:t>
-      </w:r>
-      <w:proofErr w:type="spellStart"/>
-      <w:r>
-        <w:t>KPIs</w:t>
-      </w:r>
-      <w:proofErr w:type="spellEnd"/>
-      <w:r>
-        <w:t xml:space="preserve"> más comunes a algunas de las herramientas y como </w:t>
+        <w:t xml:space="preserve">Es lógico pensar que se le pida los KPIs más comunes a algunas de las herramientas y como </w:t>
       </w:r>
       <w:r>
         <w:t xml:space="preserve">en </w:t>
@@ -2512,11 +2296,9 @@
       <w:r>
         <w:t xml:space="preserve"> </w:t>
       </w:r>
-      <w:proofErr w:type="gramStart"/>
       <w:r>
         <w:t>aunque</w:t>
       </w:r>
-      <w:proofErr w:type="gramEnd"/>
       <w:r>
         <w:t xml:space="preserve"> al fin y al cabo, </w:t>
       </w:r>
@@ -2554,15 +2336,7 @@
         <w:t xml:space="preserve">un </w:t>
       </w:r>
       <w:r>
-        <w:t xml:space="preserve">listado completo de </w:t>
-      </w:r>
-      <w:proofErr w:type="spellStart"/>
-      <w:r>
-        <w:t>KPIs</w:t>
-      </w:r>
-      <w:proofErr w:type="spellEnd"/>
-      <w:r>
-        <w:t xml:space="preserve"> </w:t>
+        <w:t xml:space="preserve">listado completo de KPIs </w:t>
       </w:r>
       <w:r>
         <w:t>según</w:t>
@@ -2674,15 +2448,7 @@
         </w:rPr>
       </w:pPr>
       <w:r>
-        <w:t xml:space="preserve">Acceso a hoja de cálculo de </w:t>
-      </w:r>
-      <w:proofErr w:type="spellStart"/>
-      <w:r>
-        <w:t>KIPs</w:t>
-      </w:r>
-      <w:proofErr w:type="spellEnd"/>
-      <w:r>
-        <w:t xml:space="preserve"> de área de gestión hospitalaria del el SNS adaptado al ejercicio</w:t>
+        <w:t>Acceso a hoja de cálculo de KIPs de área de gestión hospitalaria del el SNS adaptado al ejercicio</w:t>
       </w:r>
       <w:r>
         <w:t>:</w:t>
@@ -2715,21 +2481,7 @@
         <w:rPr>
           <w:color w:val="DB2680"/>
         </w:rPr>
-        <w:t xml:space="preserve">Describe tres </w:t>
-      </w:r>
-      <w:proofErr w:type="spellStart"/>
-      <w:r>
-        <w:rPr>
-          <w:color w:val="DB2680"/>
-        </w:rPr>
-        <w:t>KPIs</w:t>
-      </w:r>
-      <w:proofErr w:type="spellEnd"/>
-      <w:r>
-        <w:rPr>
-          <w:color w:val="DB2680"/>
-        </w:rPr>
-        <w:t xml:space="preserve"> que podrían ser relevantes para el análisis de datos en el sector sanitario.</w:t>
+        <w:t>Describe tres KPIs que podrían ser relevantes para el análisis de datos en el sector sanitario.</w:t>
       </w:r>
     </w:p>
     <w:p>
@@ -2799,13 +2551,8 @@
         <w:t xml:space="preserve"> se listan l</w:t>
       </w:r>
       <w:r>
-        <w:t xml:space="preserve">os </w:t>
-      </w:r>
-      <w:proofErr w:type="spellStart"/>
-      <w:r>
-        <w:t>KPIs</w:t>
-      </w:r>
-      <w:proofErr w:type="spellEnd"/>
+        <w:t>os KPIs</w:t>
+      </w:r>
       <w:r>
         <w:t xml:space="preserve"> que he seleccionado para este ejercicio. Cabe destacar la lectura de las </w:t>
       </w:r>
@@ -2849,15 +2596,7 @@
         <w:t xml:space="preserve"> pero creo que sería demasiado sensacionalista</w:t>
       </w:r>
       <w:r>
-        <w:t xml:space="preserve">, </w:t>
-      </w:r>
-      <w:proofErr w:type="gramStart"/>
-      <w:r>
-        <w:t>aunque</w:t>
-      </w:r>
-      <w:proofErr w:type="gramEnd"/>
-      <w:r>
-        <w:t xml:space="preserve"> al fin y al cabo, como todo lo que se lee</w:t>
+        <w:t>, aunque al fin y al cabo, como todo lo que se lee</w:t>
       </w:r>
       <w:r>
         <w:rPr>
@@ -3248,7 +2987,6 @@
           <w:iCs/>
         </w:rPr>
       </w:pPr>
-      <w:proofErr w:type="spellStart"/>
       <w:r>
         <w:rPr>
           <w:i/>
@@ -3264,7 +3002,6 @@
         </w:rPr>
         <w:t>f</w:t>
       </w:r>
-      <w:proofErr w:type="spellEnd"/>
       <w:r>
         <w:rPr>
           <w:i/>
@@ -4797,23 +4534,7 @@
         <w:t>sobre la capacidad asistencial y la evolución del modelo sanitario.</w:t>
       </w:r>
       <w:r>
-        <w:t xml:space="preserve"> Pero con estos tres únicos </w:t>
-      </w:r>
-      <w:proofErr w:type="spellStart"/>
-      <w:r>
-        <w:t>KPIs</w:t>
-      </w:r>
-      <w:proofErr w:type="spellEnd"/>
-      <w:r>
-        <w:t xml:space="preserve"> no bastaría para conocer hacia </w:t>
-      </w:r>
-      <w:proofErr w:type="spellStart"/>
-      <w:r>
-        <w:t>dón</w:t>
-      </w:r>
-      <w:proofErr w:type="spellEnd"/>
-      <w:r>
-        <w:t xml:space="preserve"> se dirige la gestión, que sería lo realmente interesante aquí. </w:t>
+        <w:t xml:space="preserve"> Pero con estos tres únicos KPIs no bastaría para conocer hacia dón se dirige la gestión, que sería lo realmente interesante aquí. </w:t>
       </w:r>
     </w:p>
     <w:p/>
@@ -6191,19 +5912,11 @@
         </w:rPr>
       </w:pPr>
       <w:hyperlink r:id="rId30" w:history="1">
-        <w:proofErr w:type="spellStart"/>
         <w:r>
           <w:rPr>
             <w:rStyle w:val="Hipervnculo2"/>
           </w:rPr>
-          <w:t>iCMBD</w:t>
-        </w:r>
-        <w:proofErr w:type="spellEnd"/>
-        <w:r>
-          <w:rPr>
-            <w:rStyle w:val="Hipervnculo2"/>
-          </w:rPr>
-          <w:t>: indicadores y ejes de análisis del CMBD</w:t>
+          <w:t>iCMBD: indicadores y ejes de análisis del CMBD</w:t>
         </w:r>
       </w:hyperlink>
     </w:p>
@@ -6217,15 +5930,7 @@
       <w:bookmarkEnd w:id="31"/>
       <w:bookmarkEnd w:id="32"/>
       <w:r>
-        <w:t xml:space="preserve">EJERCICIO 3: Análisis del </w:t>
-      </w:r>
-      <w:proofErr w:type="spellStart"/>
-      <w:r>
-        <w:t>Dataset</w:t>
-      </w:r>
-      <w:proofErr w:type="spellEnd"/>
-      <w:r>
-        <w:t xml:space="preserve"> Iris</w:t>
+        <w:t>EJERCICIO 3: Análisis del Dataset Iris</w:t>
       </w:r>
       <w:r>
         <w:t>.</w:t>
@@ -6295,6 +6000,8 @@
         <w:t>Acceso al repositorio para el ejercicio</w:t>
       </w:r>
     </w:p>
+    <w:bookmarkStart w:id="34" w:name="_Carga_el_dataset"/>
+    <w:bookmarkEnd w:id="34"/>
     <w:p>
       <w:pPr>
         <w:rPr>
@@ -6304,18 +6011,49 @@
       <w:r>
         <w:rPr>
           <w:rStyle w:val="Hipervnculo2"/>
-          <w:i/>
-          <w:iCs w:val="0"/>
-        </w:rPr>
-        <w:t>https://github.com/dcueli-com/bigdata_sys/tree/develop/src/activities/RA2/lesson_0</w:t>
+        </w:rPr>
+        <w:fldChar w:fldCharType="begin"/>
       </w:r>
       <w:r>
         <w:rPr>
           <w:rStyle w:val="Hipervnculo2"/>
-          <w:i/>
-          <w:iCs w:val="0"/>
-        </w:rPr>
-        <w:t>3</w:t>
+        </w:rPr>
+        <w:instrText>HYPERLINK "https://github.com/dcueli-com/bigdata_sys/tree/develop/src/activities/RA2/lesson_03"</w:instrText>
+      </w:r>
+      <w:r>
+        <w:rPr>
+          <w:rStyle w:val="Hipervnculo2"/>
+        </w:rPr>
+      </w:r>
+      <w:r>
+        <w:rPr>
+          <w:rStyle w:val="Hipervnculo2"/>
+        </w:rPr>
+        <w:fldChar w:fldCharType="separate"/>
+      </w:r>
+      <w:r>
+        <w:rPr>
+          <w:rStyle w:val="Hipervnculo2"/>
+        </w:rPr>
+        <w:t>https://github.com/dcueli-com/bigdata_sys/tree/develop/src/activities/RA2/less</w:t>
+      </w:r>
+      <w:r>
+        <w:rPr>
+          <w:rStyle w:val="Hipervnculo2"/>
+        </w:rPr>
+        <w:t>o</w:t>
+      </w:r>
+      <w:r>
+        <w:rPr>
+          <w:rStyle w:val="Hipervnculo2"/>
+        </w:rPr>
+        <w:t>n_03</w:t>
+      </w:r>
+      <w:r>
+        <w:rPr>
+          <w:rStyle w:val="Hipervnculo2"/>
+        </w:rPr>
+        <w:fldChar w:fldCharType="end"/>
       </w:r>
     </w:p>
     <w:p>
@@ -6326,63 +6064,11 @@
           <w:color w:val="DB2680"/>
         </w:rPr>
       </w:pPr>
-      <w:bookmarkStart w:id="34" w:name="_Carga_el_dataset"/>
-      <w:bookmarkEnd w:id="34"/>
       <w:r>
         <w:rPr>
           <w:color w:val="DB2680"/>
         </w:rPr>
-        <w:t xml:space="preserve">Carga el </w:t>
-      </w:r>
-      <w:proofErr w:type="spellStart"/>
-      <w:r>
-        <w:rPr>
-          <w:color w:val="DB2680"/>
-        </w:rPr>
-        <w:t>dataset</w:t>
-      </w:r>
-      <w:proofErr w:type="spellEnd"/>
-      <w:r>
-        <w:rPr>
-          <w:color w:val="DB2680"/>
-        </w:rPr>
-        <w:t xml:space="preserve"> Iris: Carga el </w:t>
-      </w:r>
-      <w:proofErr w:type="spellStart"/>
-      <w:r>
-        <w:rPr>
-          <w:color w:val="DB2680"/>
-        </w:rPr>
-        <w:t>dataset</w:t>
-      </w:r>
-      <w:proofErr w:type="spellEnd"/>
-      <w:r>
-        <w:rPr>
-          <w:color w:val="DB2680"/>
-        </w:rPr>
-        <w:t xml:space="preserve"> Iris usando </w:t>
-      </w:r>
-      <w:proofErr w:type="spellStart"/>
-      <w:proofErr w:type="gramStart"/>
-      <w:r>
-        <w:rPr>
-          <w:color w:val="DB2680"/>
-        </w:rPr>
-        <w:t>pandas.read</w:t>
-      </w:r>
-      <w:proofErr w:type="gramEnd"/>
-      <w:r>
-        <w:rPr>
-          <w:color w:val="DB2680"/>
-        </w:rPr>
-        <w:t>_csv</w:t>
-      </w:r>
-      <w:proofErr w:type="spellEnd"/>
-      <w:r>
-        <w:rPr>
-          <w:color w:val="DB2680"/>
-        </w:rPr>
-        <w:t>()</w:t>
+        <w:t>Carga el dataset Iris: Carga el dataset Iris usando pandas.read_csv()</w:t>
       </w:r>
     </w:p>
     <w:p>
@@ -6434,23 +6120,7 @@
           <w:color w:val="7F7F7F" w:themeColor="text1" w:themeTint="80"/>
           <w:szCs w:val="15"/>
         </w:rPr>
-        <w:t>DATA ANALYSIS IRIS, 1. LOAD SOURCE DATASET (</w:t>
-      </w:r>
-      <w:proofErr w:type="spellStart"/>
-      <w:r>
-        <w:rPr>
-          <w:color w:val="7F7F7F" w:themeColor="text1" w:themeTint="80"/>
-          <w:szCs w:val="15"/>
-        </w:rPr>
-        <w:t>from</w:t>
-      </w:r>
-      <w:proofErr w:type="spellEnd"/>
-      <w:r>
-        <w:rPr>
-          <w:color w:val="7F7F7F" w:themeColor="text1" w:themeTint="80"/>
-          <w:szCs w:val="15"/>
-        </w:rPr>
-        <w:t xml:space="preserve"> CSV file)</w:t>
+        <w:t>DATA ANALYSIS IRIS, 1. LOAD SOURCE DATASET (from CSV file)</w:t>
       </w:r>
     </w:p>
     <w:p>
@@ -6609,63 +6279,7 @@
           <w:color w:val="DB2680"/>
         </w:rPr>
         <w:lastRenderedPageBreak/>
-        <w:t>Histograma multivariable: Crea un histograma que muestre la distribución de cada una de las cuatro características (</w:t>
-      </w:r>
-      <w:proofErr w:type="spellStart"/>
-      <w:r>
-        <w:rPr>
-          <w:color w:val="DB2680"/>
-        </w:rPr>
-        <w:t>sepal_length</w:t>
-      </w:r>
-      <w:proofErr w:type="spellEnd"/>
-      <w:r>
-        <w:rPr>
-          <w:color w:val="DB2680"/>
-        </w:rPr>
-        <w:t xml:space="preserve">, </w:t>
-      </w:r>
-      <w:proofErr w:type="spellStart"/>
-      <w:r>
-        <w:rPr>
-          <w:color w:val="DB2680"/>
-        </w:rPr>
-        <w:t>sepal_width</w:t>
-      </w:r>
-      <w:proofErr w:type="spellEnd"/>
-      <w:r>
-        <w:rPr>
-          <w:color w:val="DB2680"/>
-        </w:rPr>
-        <w:t xml:space="preserve">, </w:t>
-      </w:r>
-      <w:proofErr w:type="spellStart"/>
-      <w:r>
-        <w:rPr>
-          <w:color w:val="DB2680"/>
-        </w:rPr>
-        <w:t>petal_length</w:t>
-      </w:r>
-      <w:proofErr w:type="spellEnd"/>
-      <w:r>
-        <w:rPr>
-          <w:color w:val="DB2680"/>
-        </w:rPr>
-        <w:t xml:space="preserve">, </w:t>
-      </w:r>
-      <w:proofErr w:type="spellStart"/>
-      <w:r>
-        <w:rPr>
-          <w:color w:val="DB2680"/>
-        </w:rPr>
-        <w:t>petal_width</w:t>
-      </w:r>
-      <w:proofErr w:type="spellEnd"/>
-      <w:r>
-        <w:rPr>
-          <w:color w:val="DB2680"/>
-        </w:rPr>
-        <w:t>) para cada especie.</w:t>
+        <w:t>Histograma multivariable: Crea un histograma que muestre la distribución de cada una de las cuatro características (sepal_length, sepal_width, petal_length, petal_width) para cada especie.</w:t>
       </w:r>
     </w:p>
     <w:p>
@@ -6940,23 +6554,7 @@
           <w:color w:val="DB2680"/>
         </w:rPr>
         <w:lastRenderedPageBreak/>
-        <w:t>Diagrama de dispersión con pares: Utiliza </w:t>
-      </w:r>
-      <w:proofErr w:type="spellStart"/>
-      <w:proofErr w:type="gramStart"/>
-      <w:r>
-        <w:rPr>
-          <w:color w:val="DB2680"/>
-        </w:rPr>
-        <w:t>sns.pairplot</w:t>
-      </w:r>
-      <w:proofErr w:type="spellEnd"/>
-      <w:proofErr w:type="gramEnd"/>
-      <w:r>
-        <w:rPr>
-          <w:color w:val="DB2680"/>
-        </w:rPr>
-        <w:t>() para crear un diagrama de dispersión que muestre la relación entre cada par de características. Agrega color a los puntos para diferenciar las especies.</w:t>
+        <w:t>Diagrama de dispersión con pares: Utiliza sns.pairplot() para crear un diagrama de dispersión que muestre la relación entre cada par de características. Agrega color a los puntos para diferenciar las especies.</w:t>
       </w:r>
       <w:r>
         <w:rPr>
@@ -7296,21 +6894,7 @@
           <w:color w:val="DB2680"/>
         </w:rPr>
         <w:lastRenderedPageBreak/>
-        <w:t xml:space="preserve">Mapa de calor de correlación: Crea un mapa de calor que muestre la correlación entre las diferentes características del </w:t>
-      </w:r>
-      <w:proofErr w:type="spellStart"/>
-      <w:r>
-        <w:rPr>
-          <w:color w:val="DB2680"/>
-        </w:rPr>
-        <w:t>dataset</w:t>
-      </w:r>
-      <w:proofErr w:type="spellEnd"/>
-      <w:r>
-        <w:rPr>
-          <w:color w:val="DB2680"/>
-        </w:rPr>
-        <w:t>.</w:t>
+        <w:t>Mapa de calor de correlación: Crea un mapa de calor que muestre la correlación entre las diferentes características del dataset.</w:t>
       </w:r>
       <w:r>
         <w:rPr>
@@ -7473,11 +7057,9 @@
         </w:rPr>
         <w:t>«</w:t>
       </w:r>
-      <w:proofErr w:type="spellStart"/>
       <w:r>
         <w:t>species</w:t>
       </w:r>
-      <w:proofErr w:type="spellEnd"/>
       <w:r>
         <w:rPr>
           <w:rFonts w:cs="Arial"/>
@@ -7574,77 +7156,7 @@
         <w:rPr>
           <w:color w:val="DB2680"/>
         </w:rPr>
-        <w:t>Gráfico de violín: Crea un gráfico de violín (</w:t>
-      </w:r>
-      <w:proofErr w:type="spellStart"/>
-      <w:r>
-        <w:rPr>
-          <w:color w:val="DB2680"/>
-        </w:rPr>
-        <w:t>violinplot</w:t>
-      </w:r>
-      <w:proofErr w:type="spellEnd"/>
-      <w:r>
-        <w:rPr>
-          <w:color w:val="DB2680"/>
-        </w:rPr>
-        <w:t>) para cada una de las características (</w:t>
-      </w:r>
-      <w:proofErr w:type="spellStart"/>
-      <w:r>
-        <w:rPr>
-          <w:color w:val="DB2680"/>
-        </w:rPr>
-        <w:t>sepal_length</w:t>
-      </w:r>
-      <w:proofErr w:type="spellEnd"/>
-      <w:r>
-        <w:rPr>
-          <w:color w:val="DB2680"/>
-        </w:rPr>
-        <w:t xml:space="preserve">, </w:t>
-      </w:r>
-      <w:proofErr w:type="spellStart"/>
-      <w:r>
-        <w:rPr>
-          <w:color w:val="DB2680"/>
-        </w:rPr>
-        <w:t>sepal_width</w:t>
-      </w:r>
-      <w:proofErr w:type="spellEnd"/>
-      <w:r>
-        <w:rPr>
-          <w:color w:val="DB2680"/>
-        </w:rPr>
-        <w:t xml:space="preserve">, </w:t>
-      </w:r>
-      <w:proofErr w:type="spellStart"/>
-      <w:r>
-        <w:rPr>
-          <w:color w:val="DB2680"/>
-        </w:rPr>
-        <w:t>petal_length</w:t>
-      </w:r>
-      <w:proofErr w:type="spellEnd"/>
-      <w:r>
-        <w:rPr>
-          <w:color w:val="DB2680"/>
-        </w:rPr>
-        <w:t xml:space="preserve">, </w:t>
-      </w:r>
-      <w:proofErr w:type="spellStart"/>
-      <w:r>
-        <w:rPr>
-          <w:color w:val="DB2680"/>
-        </w:rPr>
-        <w:t>petal_width</w:t>
-      </w:r>
-      <w:proofErr w:type="spellEnd"/>
-      <w:r>
-        <w:rPr>
-          <w:color w:val="DB2680"/>
-        </w:rPr>
-        <w:t>), agrupado por especie.</w:t>
+        <w:t>Gráfico de violín: Crea un gráfico de violín (violinplot) para cada una de las características (sepal_length, sepal_width, petal_length, petal_width), agrupado por especie.</w:t>
       </w:r>
       <w:r>
         <w:rPr>
@@ -7881,21 +7393,7 @@
           <w:color w:val="DB2680"/>
         </w:rPr>
         <w:lastRenderedPageBreak/>
-        <w:t xml:space="preserve">Extrae conclusiones sobre el </w:t>
-      </w:r>
-      <w:proofErr w:type="spellStart"/>
-      <w:r>
-        <w:rPr>
-          <w:color w:val="DB2680"/>
-        </w:rPr>
-        <w:t>por qué</w:t>
-      </w:r>
-      <w:proofErr w:type="spellEnd"/>
-      <w:r>
-        <w:rPr>
-          <w:color w:val="DB2680"/>
-        </w:rPr>
-        <w:t xml:space="preserve"> de los resultados obtenidos.</w:t>
+        <w:t>Extrae conclusiones sobre el por qué de los resultados obtenidos.</w:t>
       </w:r>
       <w:r>
         <w:rPr>
@@ -8049,14 +7547,12 @@
         </w:rPr>
         <w:t>«</w:t>
       </w:r>
-      <w:proofErr w:type="spellStart"/>
       <w:r>
         <w:rPr>
           <w:spacing w:val="-6"/>
         </w:rPr>
         <w:t>setosa</w:t>
       </w:r>
-      <w:proofErr w:type="spellEnd"/>
       <w:r>
         <w:rPr>
           <w:rFonts w:cs="Arial"/>
@@ -8074,21 +7570,7 @@
         <w:rPr>
           <w:spacing w:val="-6"/>
         </w:rPr>
-        <w:t xml:space="preserve">las otras dos que aparecen en el </w:t>
-      </w:r>
-      <w:proofErr w:type="spellStart"/>
-      <w:r>
-        <w:rPr>
-          <w:spacing w:val="-6"/>
-        </w:rPr>
-        <w:t>dataset</w:t>
-      </w:r>
-      <w:proofErr w:type="spellEnd"/>
-      <w:r>
-        <w:rPr>
-          <w:spacing w:val="-6"/>
-        </w:rPr>
-        <w:t xml:space="preserve">, </w:t>
+        <w:t xml:space="preserve">las otras dos que aparecen en el dataset, </w:t>
       </w:r>
       <w:r>
         <w:rPr>
@@ -8097,14 +7579,12 @@
         </w:rPr>
         <w:t>«</w:t>
       </w:r>
-      <w:proofErr w:type="spellStart"/>
       <w:r>
         <w:rPr>
           <w:spacing w:val="-6"/>
         </w:rPr>
         <w:t>versicolor</w:t>
       </w:r>
-      <w:proofErr w:type="spellEnd"/>
       <w:r>
         <w:rPr>
           <w:rFonts w:cs="Arial"/>
@@ -8125,14 +7605,12 @@
         </w:rPr>
         <w:t>«</w:t>
       </w:r>
-      <w:proofErr w:type="spellStart"/>
       <w:r>
         <w:rPr>
           <w:spacing w:val="-6"/>
         </w:rPr>
         <w:t>virginica</w:t>
       </w:r>
-      <w:proofErr w:type="spellEnd"/>
       <w:r>
         <w:rPr>
           <w:rFonts w:cs="Arial"/>
@@ -8179,14 +7657,12 @@
         </w:rPr>
         <w:t>«</w:t>
       </w:r>
-      <w:proofErr w:type="spellStart"/>
       <w:r>
         <w:rPr>
           <w:spacing w:val="-6"/>
         </w:rPr>
         <w:t>setosa</w:t>
       </w:r>
-      <w:proofErr w:type="spellEnd"/>
       <w:r>
         <w:rPr>
           <w:rFonts w:cs="Arial"/>
@@ -8207,14 +7683,12 @@
         </w:rPr>
         <w:t>«</w:t>
       </w:r>
-      <w:proofErr w:type="spellStart"/>
       <w:r>
         <w:rPr>
           <w:spacing w:val="-6"/>
         </w:rPr>
         <w:t>versicolor</w:t>
       </w:r>
-      <w:proofErr w:type="spellEnd"/>
       <w:r>
         <w:rPr>
           <w:rFonts w:cs="Arial"/>
@@ -8235,14 +7709,12 @@
         </w:rPr>
         <w:t>«</w:t>
       </w:r>
-      <w:proofErr w:type="spellStart"/>
       <w:r>
         <w:rPr>
           <w:spacing w:val="-6"/>
         </w:rPr>
         <w:t>virginica</w:t>
       </w:r>
-      <w:proofErr w:type="spellEnd"/>
       <w:r>
         <w:rPr>
           <w:rFonts w:cs="Arial"/>
@@ -8599,19 +8071,27 @@
       <w:bookmarkStart w:id="46" w:name="_EJERCICIO_4:_Creación"/>
       <w:bookmarkEnd w:id="46"/>
       <w:r>
-        <w:t xml:space="preserve">EJERCICIO 4: Creación de un cuadro de mando con </w:t>
-      </w:r>
-      <w:proofErr w:type="spellStart"/>
-      <w:r>
-        <w:t>Power</w:t>
-      </w:r>
-      <w:proofErr w:type="spellEnd"/>
-      <w:r>
-        <w:t xml:space="preserve"> BI</w:t>
+        <w:t>EJERCICIO 4: Creación de un cuadro de mando con Power BI</w:t>
       </w:r>
       <w:r>
         <w:t>.</w:t>
       </w:r>
+      <w:r>
+        <w:t xml:space="preserve"> </w:t>
+      </w:r>
+      <w:hyperlink w:anchor="_Índice" w:history="1">
+        <w:r>
+          <w:rPr>
+            <w:rStyle w:val="Hipervnculo2"/>
+            <w:b w:val="0"/>
+            <w:bCs w:val="0"/>
+            <w:iCs w:val="0"/>
+            <w:sz w:val="18"/>
+            <w:szCs w:val="18"/>
+          </w:rPr>
+          <w:t>[Ir al índice]</w:t>
+        </w:r>
+      </w:hyperlink>
     </w:p>
     <w:p>
       <w:pPr>
@@ -8635,10 +8115,16 @@
           <w:sz w:val="24"/>
           <w:szCs w:val="28"/>
         </w:rPr>
-        <w:t xml:space="preserve">Utiliza </w:t>
-      </w:r>
-      <w:proofErr w:type="spellStart"/>
-      <w:r>
+        <w:t>Utiliza Power BI para crear un cuadro de mando que muestre la evolución de las ventas de una empresa de productos electrónicos durante los últimos 5 años. Los datos de ventas se encuentran en una tabla de Excel con las siguientes columnas:</w:t>
+      </w:r>
+    </w:p>
+    <w:p>
+      <w:pPr>
+        <w:pStyle w:val="Prrafodelista"/>
+        <w:numPr>
+          <w:ilvl w:val="0"/>
+          <w:numId w:val="55"/>
+        </w:numPr>
         <w:rPr>
           <w:rFonts w:eastAsiaTheme="majorEastAsia" w:cstheme="majorBidi"/>
           <w:b/>
@@ -8648,9 +8134,7 @@
           <w:sz w:val="24"/>
           <w:szCs w:val="28"/>
         </w:rPr>
-        <w:t>Power</w:t>
-      </w:r>
-      <w:proofErr w:type="spellEnd"/>
+      </w:pPr>
       <w:r>
         <w:rPr>
           <w:rFonts w:eastAsiaTheme="majorEastAsia" w:cstheme="majorBidi"/>
@@ -8661,7 +8145,7 @@
           <w:sz w:val="24"/>
           <w:szCs w:val="28"/>
         </w:rPr>
-        <w:t xml:space="preserve"> BI para crear un cuadro de mando que muestre la evolución de las ventas de una empresa de productos electrónicos durante los últimos 5 años. Los datos de ventas se encuentran en una tabla de Excel con las siguientes columnas:</w:t>
+        <w:t>Fecha (AAAA-MM-DD)</w:t>
       </w:r>
     </w:p>
     <w:p>
@@ -8691,7 +8175,7 @@
           <w:sz w:val="24"/>
           <w:szCs w:val="28"/>
         </w:rPr>
-        <w:t>Fecha (AAAA-MM-DD)</w:t>
+        <w:t>Producto</w:t>
       </w:r>
     </w:p>
     <w:p>
@@ -8721,7 +8205,7 @@
           <w:sz w:val="24"/>
           <w:szCs w:val="28"/>
         </w:rPr>
-        <w:t>Producto</w:t>
+        <w:t>Cantidad Vendida</w:t>
       </w:r>
     </w:p>
     <w:p>
@@ -8751,7 +8235,7 @@
           <w:sz w:val="24"/>
           <w:szCs w:val="28"/>
         </w:rPr>
-        <w:t>Cantidad Vendida</w:t>
+        <w:t>Precio Unitario</w:t>
       </w:r>
     </w:p>
     <w:p>
@@ -8781,53 +8265,14 @@
           <w:sz w:val="24"/>
           <w:szCs w:val="28"/>
         </w:rPr>
-        <w:t>Precio Unitario</w:t>
-      </w:r>
-    </w:p>
-    <w:p>
-      <w:pPr>
-        <w:pStyle w:val="Prrafodelista"/>
-        <w:numPr>
-          <w:ilvl w:val="0"/>
-          <w:numId w:val="55"/>
-        </w:numPr>
-        <w:rPr>
-          <w:rFonts w:eastAsiaTheme="majorEastAsia" w:cstheme="majorBidi"/>
-          <w:b/>
-          <w:bCs/>
-          <w:i/>
-          <w:color w:val="DB2680"/>
-          <w:sz w:val="24"/>
-          <w:szCs w:val="28"/>
-        </w:rPr>
-      </w:pPr>
-      <w:r>
-        <w:rPr>
-          <w:rFonts w:eastAsiaTheme="majorEastAsia" w:cstheme="majorBidi"/>
-          <w:b/>
-          <w:bCs/>
-          <w:i/>
-          <w:color w:val="DB2680"/>
-          <w:sz w:val="24"/>
-          <w:szCs w:val="28"/>
-        </w:rPr>
         <w:t>Ingresos (Cantidad Vendida * Precio Unitario)</w:t>
       </w:r>
     </w:p>
     <w:p/>
     <w:p>
       <w:r>
-        <w:t xml:space="preserve">Se importa el archivo de Excel en </w:t>
-      </w:r>
-      <w:proofErr w:type="spellStart"/>
-      <w:r>
-        <w:t>Power</w:t>
-      </w:r>
-      <w:proofErr w:type="spellEnd"/>
-      <w:r>
-        <w:t xml:space="preserve"> BI, marcando únicamente la tabla </w:t>
-      </w:r>
-      <w:proofErr w:type="spellStart"/>
+        <w:t xml:space="preserve">Se importa el archivo de Excel en Power BI, marcando únicamente la tabla </w:t>
+      </w:r>
       <w:r>
         <w:rPr>
           <w:i/>
@@ -8835,7 +8280,6 @@
         </w:rPr>
         <w:t>TablaVentasValores</w:t>
       </w:r>
-      <w:proofErr w:type="spellEnd"/>
       <w:r>
         <w:t xml:space="preserve"> y se comprueban los tipos de datos de las columnas, véase en orden: </w:t>
       </w:r>
@@ -8861,15 +8305,7 @@
         <w:t>)</w:t>
       </w:r>
       <w:r>
-        <w:t xml:space="preserve">; para </w:t>
-      </w:r>
-      <w:proofErr w:type="gramStart"/>
-      <w:r>
-        <w:t>terminar</w:t>
-      </w:r>
-      <w:proofErr w:type="gramEnd"/>
-      <w:r>
-        <w:t xml:space="preserve"> reconstruyéndolos a:</w:t>
+        <w:t>; para terminar reconstruyéndolos a:</w:t>
       </w:r>
     </w:p>
     <w:p/>
@@ -9101,18 +8537,10 @@
         <w:t xml:space="preserve">agrupar las ventas por año para los </w:t>
       </w:r>
       <w:r>
-        <w:t xml:space="preserve">siguientes apartados del ejercicio para </w:t>
-      </w:r>
-      <w:proofErr w:type="gramStart"/>
-      <w:r>
-        <w:t xml:space="preserve">obtener </w:t>
-      </w:r>
-      <w:r>
-        <w:t xml:space="preserve"> una</w:t>
-      </w:r>
-      <w:proofErr w:type="gramEnd"/>
-      <w:r>
-        <w:t xml:space="preserve"> nueva columna numérica con valores entre 2022 y 2026</w:t>
+        <w:t xml:space="preserve">siguientes apartados del ejercicio para obtener </w:t>
+      </w:r>
+      <w:r>
+        <w:t xml:space="preserve"> una nueva columna numérica con valores entre 2022 y 2026</w:t>
       </w:r>
     </w:p>
     <w:p>
@@ -9134,14 +8562,12 @@
         </w:rPr>
         <w:t>'</w:t>
       </w:r>
-      <w:proofErr w:type="spellStart"/>
       <w:r>
         <w:rPr>
           <w:szCs w:val="15"/>
         </w:rPr>
         <w:t>TablaVentasValores</w:t>
       </w:r>
-      <w:proofErr w:type="spellEnd"/>
       <w:r>
         <w:rPr>
           <w:szCs w:val="15"/>
@@ -9208,32 +8634,13 @@
         <w:ind w:firstLine="284"/>
       </w:pPr>
       <w:r>
-        <w:t xml:space="preserve">Cantidad Total = </w:t>
-      </w:r>
-      <w:proofErr w:type="gramStart"/>
-      <w:r>
-        <w:t>SUM(</w:t>
-      </w:r>
-      <w:proofErr w:type="gramEnd"/>
+        <w:t>Cantidad Total = SUM(</w:t>
+      </w:r>
       <w:r>
         <w:rPr>
           <w:szCs w:val="15"/>
         </w:rPr>
-        <w:t>'</w:t>
-      </w:r>
-      <w:proofErr w:type="spellStart"/>
-      <w:r>
-        <w:rPr>
-          <w:szCs w:val="15"/>
-        </w:rPr>
-        <w:t>TablaVentasValores</w:t>
-      </w:r>
-      <w:proofErr w:type="spellEnd"/>
-      <w:r>
-        <w:rPr>
-          <w:szCs w:val="15"/>
-        </w:rPr>
-        <w:t>'</w:t>
+        <w:t>'TablaVentasValores'</w:t>
       </w:r>
       <w:r>
         <w:t>[Cantidad Vendida])</w:t>
@@ -9289,21 +8696,7 @@
         <w:rPr>
           <w:szCs w:val="15"/>
         </w:rPr>
-        <w:t>'</w:t>
-      </w:r>
-      <w:proofErr w:type="spellStart"/>
-      <w:r>
-        <w:rPr>
-          <w:szCs w:val="15"/>
-        </w:rPr>
-        <w:t>TablaVentasValores</w:t>
-      </w:r>
-      <w:proofErr w:type="spellEnd"/>
-      <w:r>
-        <w:rPr>
-          <w:szCs w:val="15"/>
-        </w:rPr>
-        <w:t>'</w:t>
+        <w:t>'TablaVentasValores'</w:t>
       </w:r>
       <w:r>
         <w:t>[Ingresos])</w:t>
@@ -9319,13 +8712,8 @@
       <w:r>
         <w:t xml:space="preserve">Así </w:t>
       </w:r>
-      <w:proofErr w:type="spellStart"/>
-      <w:r>
-        <w:t>Power</w:t>
-      </w:r>
-      <w:proofErr w:type="spellEnd"/>
-      <w:r>
-        <w:t xml:space="preserve"> BI calculará </w:t>
+      <w:r>
+        <w:t xml:space="preserve">Power BI calculará </w:t>
       </w:r>
       <w:r>
         <w:t>los</w:t>
@@ -9340,6 +8728,8 @@
         <w:pStyle w:val="Ttulo2"/>
         <w:spacing w:before="120"/>
       </w:pPr>
+      <w:bookmarkStart w:id="47" w:name="_Acceso_al_repositorio_2"/>
+      <w:bookmarkEnd w:id="47"/>
       <w:r>
         <w:rPr>
           <w:rStyle w:val="Ttulo2Car"/>
@@ -9355,22 +8745,26 @@
           <w:rStyle w:val="Hipervnculo2"/>
         </w:rPr>
       </w:pPr>
-      <w:r>
-        <w:rPr>
-          <w:rStyle w:val="Hipervnculo2"/>
-          <w:i/>
-          <w:iCs w:val="0"/>
-        </w:rPr>
-        <w:t>https://github.com/dcueli-com/bigdata_sys/tree/develop/src/activities/RA2/lesson_0</w:t>
-      </w:r>
-      <w:r>
-        <w:rPr>
-          <w:rStyle w:val="Hipervnculo2"/>
-          <w:i/>
-          <w:iCs w:val="0"/>
-        </w:rPr>
-        <w:t>3</w:t>
-      </w:r>
+      <w:hyperlink r:id="rId36" w:history="1">
+        <w:r>
+          <w:rPr>
+            <w:rStyle w:val="Hipervnculo2"/>
+          </w:rPr>
+          <w:t>https://github.com/dcueli-com/bigdata_sys/</w:t>
+        </w:r>
+        <w:r>
+          <w:rPr>
+            <w:rStyle w:val="Hipervnculo2"/>
+          </w:rPr>
+          <w:t xml:space="preserve"> ... </w:t>
+        </w:r>
+        <w:r>
+          <w:rPr>
+            <w:rStyle w:val="Hipervnculo2"/>
+          </w:rPr>
+          <w:t>/3_4_ventas_dashboard_pbi.pbix</w:t>
+        </w:r>
+      </w:hyperlink>
     </w:p>
     <w:p>
       <w:pPr>
@@ -9379,14 +8773,34 @@
           <w:color w:val="DB2680"/>
         </w:rPr>
       </w:pPr>
-      <w:bookmarkStart w:id="47" w:name="_Crea_una_tabla"/>
-      <w:bookmarkEnd w:id="47"/>
+      <w:bookmarkStart w:id="48" w:name="_Crea_una_tabla"/>
+      <w:bookmarkEnd w:id="48"/>
       <w:r>
         <w:rPr>
           <w:color w:val="DB2680"/>
         </w:rPr>
         <w:t>Crea una tabla que muestre la cantidad total vendida por producto y año.</w:t>
       </w:r>
+      <w:r>
+        <w:rPr>
+          <w:color w:val="DB2680"/>
+        </w:rPr>
+        <w:t xml:space="preserve"> </w:t>
+      </w:r>
+      <w:hyperlink w:anchor="_Índice" w:history="1">
+        <w:r>
+          <w:rPr>
+            <w:rStyle w:val="Hipervnculo2"/>
+            <w:b w:val="0"/>
+            <w:bCs w:val="0"/>
+            <w:i/>
+            <w:iCs w:val="0"/>
+            <w:sz w:val="18"/>
+            <w:szCs w:val="18"/>
+          </w:rPr>
+          <w:t>[Ir al índice]</w:t>
+        </w:r>
+      </w:hyperlink>
     </w:p>
     <w:p>
       <w:r>
@@ -9550,7 +8964,7 @@
     </w:tbl>
     <w:p/>
     <w:p>
-      <w:bookmarkStart w:id="48" w:name="fig_4_1"/>
+      <w:bookmarkStart w:id="49" w:name="fig_4_1"/>
       <w:r>
         <w:drawing>
           <wp:inline distT="0" distB="0" distL="0" distR="0" wp14:anchorId="7A5E13FF" wp14:editId="7292D463">
@@ -9568,7 +8982,7 @@
                     <pic:cNvPicPr/>
                   </pic:nvPicPr>
                   <pic:blipFill rotWithShape="1">
-                    <a:blip r:embed="rId36"/>
+                    <a:blip r:embed="rId37"/>
                     <a:srcRect t="-1" b="141"/>
                     <a:stretch/>
                   </pic:blipFill>
@@ -9595,7 +9009,7 @@
           </wp:inline>
         </w:drawing>
       </w:r>
-      <w:bookmarkEnd w:id="48"/>
+      <w:bookmarkEnd w:id="49"/>
     </w:p>
     <w:p>
       <w:pPr>
@@ -9648,8 +9062,8 @@
           <w:szCs w:val="26"/>
         </w:rPr>
       </w:pPr>
-      <w:bookmarkStart w:id="49" w:name="_Crea_un_gráfico"/>
-      <w:bookmarkEnd w:id="49"/>
+      <w:bookmarkStart w:id="50" w:name="_Crea_un_gráfico"/>
+      <w:bookmarkEnd w:id="50"/>
       <w:r>
         <w:rPr>
           <w:color w:val="DB2680"/>
@@ -9671,6 +9085,26 @@
         <w:lastRenderedPageBreak/>
         <w:t>Crea un gráfico de líneas que muestre la evolución de los ingresos totales por año.</w:t>
       </w:r>
+      <w:r>
+        <w:rPr>
+          <w:color w:val="DB2680"/>
+        </w:rPr>
+        <w:t xml:space="preserve"> </w:t>
+      </w:r>
+      <w:hyperlink w:anchor="_Índice" w:history="1">
+        <w:r>
+          <w:rPr>
+            <w:rStyle w:val="Hipervnculo2"/>
+            <w:b w:val="0"/>
+            <w:bCs w:val="0"/>
+            <w:i/>
+            <w:iCs w:val="0"/>
+            <w:sz w:val="18"/>
+            <w:szCs w:val="18"/>
+          </w:rPr>
+          <w:t>[Ir al índice]</w:t>
+        </w:r>
+      </w:hyperlink>
     </w:p>
     <w:p>
       <w:r>
@@ -9822,6 +9256,7 @@
     </w:tbl>
     <w:p/>
     <w:p>
+      <w:bookmarkStart w:id="51" w:name="fig_4_2"/>
       <w:r>
         <w:drawing>
           <wp:inline distT="0" distB="0" distL="0" distR="0" wp14:anchorId="565FA14F" wp14:editId="37F316FC">
@@ -9839,7 +9274,7 @@
                     <pic:cNvPicPr/>
                   </pic:nvPicPr>
                   <pic:blipFill>
-                    <a:blip r:embed="rId37"/>
+                    <a:blip r:embed="rId38"/>
                     <a:stretch>
                       <a:fillRect/>
                     </a:stretch>
@@ -9859,42 +9294,450 @@
           </wp:inline>
         </w:drawing>
       </w:r>
+      <w:bookmarkEnd w:id="51"/>
     </w:p>
     <w:p>
       <w:pPr>
-        <w:pStyle w:val="Ttulo2"/>
-        <w:rPr>
-          <w:color w:val="DB2680"/>
-        </w:rPr>
-      </w:pPr>
-      <w:bookmarkStart w:id="50" w:name="_Crea_un_mapa"/>
-      <w:bookmarkEnd w:id="50"/>
-      <w:r>
-        <w:rPr>
-          <w:color w:val="DB2680"/>
-        </w:rPr>
-        <w:t>Crea un mapa de calor que muestre las ventas por producto y año. Los colores más intensos indicarán mayores ventas.</w:t>
+        <w:pStyle w:val="Citas"/>
+        <w:ind w:left="0" w:right="-2"/>
+        <w:rPr>
+          <w:sz w:val="16"/>
+          <w:szCs w:val="14"/>
+        </w:rPr>
+      </w:pPr>
+      <w:r>
+        <w:rPr>
+          <w:sz w:val="16"/>
+          <w:szCs w:val="14"/>
+        </w:rPr>
+        <w:t xml:space="preserve">Figura </w:t>
+      </w:r>
+      <w:r>
+        <w:rPr>
+          <w:sz w:val="16"/>
+          <w:szCs w:val="14"/>
+        </w:rPr>
+        <w:t>2</w:t>
       </w:r>
     </w:p>
     <w:p>
       <w:pPr>
         <w:pStyle w:val="Ttulo2"/>
         <w:rPr>
+          <w:spacing w:val="-6"/>
+        </w:rPr>
+      </w:pPr>
+      <w:bookmarkStart w:id="52" w:name="_Crea_un_mapa"/>
+      <w:bookmarkEnd w:id="52"/>
+      <w:r>
+        <w:rPr>
           <w:color w:val="DB2680"/>
         </w:rPr>
-      </w:pPr>
-      <w:bookmarkStart w:id="51" w:name="_Agrega_un_filtro"/>
-      <w:bookmarkEnd w:id="51"/>
+        <w:t>Crea un mapa de calor que muestre las ventas por producto y año. Los colores más intensos indicarán mayores ventas.</w:t>
+      </w:r>
       <w:r>
         <w:rPr>
           <w:color w:val="DB2680"/>
         </w:rPr>
+        <w:t xml:space="preserve"> </w:t>
+      </w:r>
+      <w:hyperlink w:anchor="_Índice" w:history="1">
+        <w:r>
+          <w:rPr>
+            <w:rStyle w:val="Hipervnculo2"/>
+            <w:b w:val="0"/>
+            <w:bCs w:val="0"/>
+            <w:i/>
+            <w:iCs w:val="0"/>
+            <w:sz w:val="18"/>
+            <w:szCs w:val="18"/>
+          </w:rPr>
+          <w:t>[Ir al índice]</w:t>
+        </w:r>
+      </w:hyperlink>
+    </w:p>
+    <w:p>
+      <w:pPr>
+        <w:spacing w:before="60"/>
+      </w:pPr>
+      <w:r>
+        <w:t xml:space="preserve">Nueva página y </w:t>
+      </w:r>
+      <w:r>
+        <w:t xml:space="preserve">nueva </w:t>
+      </w:r>
+      <w:r>
+        <w:t>visualización de tipo Matriz</w:t>
+      </w:r>
+      <w:r>
+        <w:t xml:space="preserve"> donde:</w:t>
+      </w:r>
+    </w:p>
+    <w:p/>
+    <w:tbl>
+      <w:tblPr>
+        <w:tblStyle w:val="Tablanormal5"/>
+        <w:tblW w:w="0" w:type="auto"/>
+        <w:tblLook w:val="04A0" w:firstRow="1" w:lastRow="0" w:firstColumn="1" w:lastColumn="0" w:noHBand="0" w:noVBand="1"/>
+      </w:tblPr>
+      <w:tblGrid>
+        <w:gridCol w:w="1843"/>
+        <w:gridCol w:w="7217"/>
+      </w:tblGrid>
+      <w:tr>
+        <w:trPr>
+          <w:cnfStyle w:val="100000000000" w:firstRow="1" w:lastRow="0" w:firstColumn="0" w:lastColumn="0" w:oddVBand="0" w:evenVBand="0" w:oddHBand="0" w:evenHBand="0" w:firstRowFirstColumn="0" w:firstRowLastColumn="0" w:lastRowFirstColumn="0" w:lastRowLastColumn="0"/>
+        </w:trPr>
+        <w:tc>
+          <w:tcPr>
+            <w:cnfStyle w:val="001000000100" w:firstRow="0" w:lastRow="0" w:firstColumn="1" w:lastColumn="0" w:oddVBand="0" w:evenVBand="0" w:oddHBand="0" w:evenHBand="0" w:firstRowFirstColumn="1" w:firstRowLastColumn="0" w:lastRowFirstColumn="0" w:lastRowLastColumn="0"/>
+            <w:tcW w:w="1843" w:type="dxa"/>
+          </w:tcPr>
+          <w:p>
+            <w:r>
+              <w:t>Zona de la matriz</w:t>
+            </w:r>
+          </w:p>
+        </w:tc>
+        <w:tc>
+          <w:tcPr>
+            <w:tcW w:w="7217" w:type="dxa"/>
+          </w:tcPr>
+          <w:p>
+            <w:pPr>
+              <w:cnfStyle w:val="100000000000" w:firstRow="1" w:lastRow="0" w:firstColumn="0" w:lastColumn="0" w:oddVBand="0" w:evenVBand="0" w:oddHBand="0" w:evenHBand="0" w:firstRowFirstColumn="0" w:firstRowLastColumn="0" w:lastRowFirstColumn="0" w:lastRowLastColumn="0"/>
+            </w:pPr>
+            <w:r>
+              <w:t>Campo</w:t>
+            </w:r>
+          </w:p>
+        </w:tc>
+      </w:tr>
+      <w:tr>
+        <w:trPr>
+          <w:cnfStyle w:val="000000100000" w:firstRow="0" w:lastRow="0" w:firstColumn="0" w:lastColumn="0" w:oddVBand="0" w:evenVBand="0" w:oddHBand="1" w:evenHBand="0" w:firstRowFirstColumn="0" w:firstRowLastColumn="0" w:lastRowFirstColumn="0" w:lastRowLastColumn="0"/>
+        </w:trPr>
+        <w:tc>
+          <w:tcPr>
+            <w:cnfStyle w:val="001000000000" w:firstRow="0" w:lastRow="0" w:firstColumn="1" w:lastColumn="0" w:oddVBand="0" w:evenVBand="0" w:oddHBand="0" w:evenHBand="0" w:firstRowFirstColumn="0" w:firstRowLastColumn="0" w:lastRowFirstColumn="0" w:lastRowLastColumn="0"/>
+            <w:tcW w:w="1843" w:type="dxa"/>
+          </w:tcPr>
+          <w:p>
+            <w:r>
+              <w:t>Filas</w:t>
+            </w:r>
+          </w:p>
+        </w:tc>
+        <w:tc>
+          <w:tcPr>
+            <w:tcW w:w="7217" w:type="dxa"/>
+          </w:tcPr>
+          <w:p>
+            <w:pPr>
+              <w:cnfStyle w:val="000000100000" w:firstRow="0" w:lastRow="0" w:firstColumn="0" w:lastColumn="0" w:oddVBand="0" w:evenVBand="0" w:oddHBand="1" w:evenHBand="0" w:firstRowFirstColumn="0" w:firstRowLastColumn="0" w:lastRowFirstColumn="0" w:lastRowLastColumn="0"/>
+              <w:rPr>
+                <w:b/>
+                <w:bCs/>
+              </w:rPr>
+            </w:pPr>
+            <w:r>
+              <w:rPr>
+                <w:b/>
+                <w:bCs/>
+              </w:rPr>
+              <w:t>Producto</w:t>
+            </w:r>
+          </w:p>
+        </w:tc>
+      </w:tr>
+      <w:tr>
+        <w:tc>
+          <w:tcPr>
+            <w:cnfStyle w:val="001000000000" w:firstRow="0" w:lastRow="0" w:firstColumn="1" w:lastColumn="0" w:oddVBand="0" w:evenVBand="0" w:oddHBand="0" w:evenHBand="0" w:firstRowFirstColumn="0" w:firstRowLastColumn="0" w:lastRowFirstColumn="0" w:lastRowLastColumn="0"/>
+            <w:tcW w:w="1843" w:type="dxa"/>
+          </w:tcPr>
+          <w:p>
+            <w:r>
+              <w:t>Columnas</w:t>
+            </w:r>
+          </w:p>
+        </w:tc>
+        <w:tc>
+          <w:tcPr>
+            <w:tcW w:w="7217" w:type="dxa"/>
+          </w:tcPr>
+          <w:p>
+            <w:pPr>
+              <w:cnfStyle w:val="000000000000" w:firstRow="0" w:lastRow="0" w:firstColumn="0" w:lastColumn="0" w:oddVBand="0" w:evenVBand="0" w:oddHBand="0" w:evenHBand="0" w:firstRowFirstColumn="0" w:firstRowLastColumn="0" w:lastRowFirstColumn="0" w:lastRowLastColumn="0"/>
+              <w:rPr>
+                <w:b/>
+                <w:bCs/>
+              </w:rPr>
+            </w:pPr>
+            <w:r>
+              <w:rPr>
+                <w:b/>
+                <w:bCs/>
+              </w:rPr>
+              <w:t>Año</w:t>
+            </w:r>
+          </w:p>
+        </w:tc>
+      </w:tr>
+      <w:tr>
+        <w:trPr>
+          <w:cnfStyle w:val="000000100000" w:firstRow="0" w:lastRow="0" w:firstColumn="0" w:lastColumn="0" w:oddVBand="0" w:evenVBand="0" w:oddHBand="1" w:evenHBand="0" w:firstRowFirstColumn="0" w:firstRowLastColumn="0" w:lastRowFirstColumn="0" w:lastRowLastColumn="0"/>
+        </w:trPr>
+        <w:tc>
+          <w:tcPr>
+            <w:cnfStyle w:val="001000000000" w:firstRow="0" w:lastRow="0" w:firstColumn="1" w:lastColumn="0" w:oddVBand="0" w:evenVBand="0" w:oddHBand="0" w:evenHBand="0" w:firstRowFirstColumn="0" w:firstRowLastColumn="0" w:lastRowFirstColumn="0" w:lastRowLastColumn="0"/>
+            <w:tcW w:w="1843" w:type="dxa"/>
+          </w:tcPr>
+          <w:p>
+            <w:r>
+              <w:t>Valores</w:t>
+            </w:r>
+          </w:p>
+        </w:tc>
+        <w:tc>
+          <w:tcPr>
+            <w:tcW w:w="7217" w:type="dxa"/>
+          </w:tcPr>
+          <w:p>
+            <w:pPr>
+              <w:cnfStyle w:val="000000100000" w:firstRow="0" w:lastRow="0" w:firstColumn="0" w:lastColumn="0" w:oddVBand="0" w:evenVBand="0" w:oddHBand="1" w:evenHBand="0" w:firstRowFirstColumn="0" w:firstRowLastColumn="0" w:lastRowFirstColumn="0" w:lastRowLastColumn="0"/>
+              <w:rPr>
+                <w:b/>
+                <w:bCs/>
+              </w:rPr>
+            </w:pPr>
+            <w:r>
+              <w:rPr>
+                <w:b/>
+                <w:bCs/>
+              </w:rPr>
+              <w:t>Ingresos</w:t>
+            </w:r>
+            <w:r>
+              <w:rPr>
+                <w:b/>
+                <w:bCs/>
+              </w:rPr>
+              <w:t xml:space="preserve"> Total</w:t>
+            </w:r>
+            <w:r>
+              <w:rPr>
+                <w:b/>
+                <w:bCs/>
+              </w:rPr>
+              <w:t>es</w:t>
+            </w:r>
+          </w:p>
+        </w:tc>
+      </w:tr>
+    </w:tbl>
+    <w:p>
+      <w:pPr>
+        <w:spacing w:before="160" w:after="60"/>
+        <w:contextualSpacing w:val="0"/>
+      </w:pPr>
+      <w:r>
+        <w:t>En las opciones de Formato visual, color de fondo el formato condicional he puesto mínimos más frío y elevados más calor.</w:t>
+      </w:r>
+    </w:p>
+    <w:p>
+      <w:bookmarkStart w:id="53" w:name="fig_4_3"/>
+      <w:r>
+        <w:drawing>
+          <wp:inline distT="0" distB="0" distL="0" distR="0" wp14:anchorId="4D8DA98B" wp14:editId="171A9DCC">
+            <wp:extent cx="5758334" cy="1811547"/>
+            <wp:effectExtent l="0" t="0" r="0" b="0"/>
+            <wp:docPr id="458287891" name="Imagen 458287891"/>
+            <wp:cNvGraphicFramePr>
+              <a:graphicFrameLocks xmlns:a="http://schemas.openxmlformats.org/drawingml/2006/main" noChangeAspect="1"/>
+            </wp:cNvGraphicFramePr>
+            <a:graphic xmlns:a="http://schemas.openxmlformats.org/drawingml/2006/main">
+              <a:graphicData uri="http://schemas.openxmlformats.org/drawingml/2006/picture">
+                <pic:pic xmlns:pic="http://schemas.openxmlformats.org/drawingml/2006/picture">
+                  <pic:nvPicPr>
+                    <pic:cNvPr id="1" name=""/>
+                    <pic:cNvPicPr/>
+                  </pic:nvPicPr>
+                  <pic:blipFill rotWithShape="1">
+                    <a:blip r:embed="rId39"/>
+                    <a:srcRect b="44073"/>
+                    <a:stretch/>
+                  </pic:blipFill>
+                  <pic:spPr bwMode="auto">
+                    <a:xfrm>
+                      <a:off x="0" y="0"/>
+                      <a:ext cx="5759450" cy="1811898"/>
+                    </a:xfrm>
+                    <a:prstGeom prst="rect">
+                      <a:avLst/>
+                    </a:prstGeom>
+                    <a:ln>
+                      <a:noFill/>
+                    </a:ln>
+                    <a:extLst>
+                      <a:ext uri="{53640926-AAD7-44D8-BBD7-CCE9431645EC}">
+                        <a14:shadowObscured xmlns:a14="http://schemas.microsoft.com/office/drawing/2010/main"/>
+                      </a:ext>
+                    </a:extLst>
+                  </pic:spPr>
+                </pic:pic>
+              </a:graphicData>
+            </a:graphic>
+          </wp:inline>
+        </w:drawing>
+      </w:r>
+      <w:bookmarkEnd w:id="53"/>
+    </w:p>
+    <w:p>
+      <w:pPr>
+        <w:pStyle w:val="Citas"/>
+        <w:ind w:left="0" w:right="-2"/>
+        <w:rPr>
+          <w:sz w:val="16"/>
+          <w:szCs w:val="14"/>
+        </w:rPr>
+      </w:pPr>
+      <w:r>
+        <w:rPr>
+          <w:sz w:val="16"/>
+          <w:szCs w:val="14"/>
+        </w:rPr>
+        <w:t xml:space="preserve">Figura </w:t>
+      </w:r>
+      <w:r>
+        <w:rPr>
+          <w:sz w:val="16"/>
+          <w:szCs w:val="14"/>
+        </w:rPr>
+        <w:t>3</w:t>
+      </w:r>
+    </w:p>
+    <w:p/>
+    <w:p>
+      <w:pPr>
+        <w:pStyle w:val="Ttulo2"/>
+        <w:rPr>
+          <w:spacing w:val="-6"/>
+        </w:rPr>
+      </w:pPr>
+      <w:bookmarkStart w:id="54" w:name="_Agrega_un_filtro"/>
+      <w:bookmarkEnd w:id="54"/>
+      <w:r>
+        <w:rPr>
+          <w:color w:val="DB2680"/>
+        </w:rPr>
         <w:t>Agrega un filtro a tu cuadro de mando para que el usuario pueda seleccionar un producto específico y ver su evolución de ventas a lo largo de los años</w:t>
       </w:r>
+      <w:r>
+        <w:rPr>
+          <w:color w:val="DB2680"/>
+          <w:spacing w:val="-6"/>
+        </w:rPr>
+        <w:t xml:space="preserve"> </w:t>
+      </w:r>
+      <w:hyperlink w:anchor="_Índice" w:history="1">
+        <w:r>
+          <w:rPr>
+            <w:rStyle w:val="Hipervnculo2"/>
+            <w:b w:val="0"/>
+            <w:bCs w:val="0"/>
+            <w:i/>
+            <w:iCs w:val="0"/>
+            <w:sz w:val="18"/>
+            <w:szCs w:val="18"/>
+          </w:rPr>
+          <w:t>[Ir al índice]</w:t>
+        </w:r>
+      </w:hyperlink>
     </w:p>
+    <w:p/>
+    <w:p>
+      <w:r>
+        <w:t>En la visualización anterior se ha añadido el filtro por producto y comprobado las interacciones al seleccionar uno u otro producto.</w:t>
+      </w:r>
+    </w:p>
+    <w:p/>
+    <w:p>
+      <w:bookmarkStart w:id="55" w:name="fig_4_4"/>
+      <w:r>
+        <w:drawing>
+          <wp:inline distT="0" distB="0" distL="0" distR="0" wp14:anchorId="4C1A23B6" wp14:editId="22687940">
+            <wp:extent cx="5759450" cy="2130724"/>
+            <wp:effectExtent l="0" t="0" r="0" b="3175"/>
+            <wp:docPr id="458287892" name="Imagen 458287892"/>
+            <wp:cNvGraphicFramePr>
+              <a:graphicFrameLocks xmlns:a="http://schemas.openxmlformats.org/drawingml/2006/main" noChangeAspect="1"/>
+            </wp:cNvGraphicFramePr>
+            <a:graphic xmlns:a="http://schemas.openxmlformats.org/drawingml/2006/main">
+              <a:graphicData uri="http://schemas.openxmlformats.org/drawingml/2006/picture">
+                <pic:pic xmlns:pic="http://schemas.openxmlformats.org/drawingml/2006/picture">
+                  <pic:nvPicPr>
+                    <pic:cNvPr id="1" name=""/>
+                    <pic:cNvPicPr/>
+                  </pic:nvPicPr>
+                  <pic:blipFill rotWithShape="1">
+                    <a:blip r:embed="rId40"/>
+                    <a:srcRect b="34232"/>
+                    <a:stretch/>
+                  </pic:blipFill>
+                  <pic:spPr bwMode="auto">
+                    <a:xfrm>
+                      <a:off x="0" y="0"/>
+                      <a:ext cx="5759450" cy="2130724"/>
+                    </a:xfrm>
+                    <a:prstGeom prst="rect">
+                      <a:avLst/>
+                    </a:prstGeom>
+                    <a:ln>
+                      <a:noFill/>
+                    </a:ln>
+                    <a:extLst>
+                      <a:ext uri="{53640926-AAD7-44D8-BBD7-CCE9431645EC}">
+                        <a14:shadowObscured xmlns:a14="http://schemas.microsoft.com/office/drawing/2010/main"/>
+                      </a:ext>
+                    </a:extLst>
+                  </pic:spPr>
+                </pic:pic>
+              </a:graphicData>
+            </a:graphic>
+          </wp:inline>
+        </w:drawing>
+      </w:r>
+      <w:bookmarkEnd w:id="55"/>
+    </w:p>
+    <w:p>
+      <w:pPr>
+        <w:pStyle w:val="Citas"/>
+        <w:ind w:left="0" w:right="-2"/>
+        <w:rPr>
+          <w:sz w:val="16"/>
+          <w:szCs w:val="14"/>
+        </w:rPr>
+      </w:pPr>
+      <w:r>
+        <w:rPr>
+          <w:sz w:val="16"/>
+          <w:szCs w:val="14"/>
+        </w:rPr>
+        <w:t xml:space="preserve">Figura </w:t>
+      </w:r>
+      <w:r>
+        <w:rPr>
+          <w:sz w:val="16"/>
+          <w:szCs w:val="14"/>
+        </w:rPr>
+        <w:t>4</w:t>
+      </w:r>
+    </w:p>
+    <w:p/>
     <w:sectPr>
-      <w:headerReference w:type="default" r:id="rId38"/>
-      <w:footerReference w:type="default" r:id="rId39"/>
+      <w:headerReference w:type="default" r:id="rId41"/>
+      <w:footerReference w:type="default" r:id="rId42"/>
       <w:pgSz w:w="11906" w:h="16838" w:code="9"/>
       <w:pgMar w:top="1134" w:right="1276" w:bottom="1134" w:left="1560" w:header="851" w:footer="0" w:gutter="0"/>
       <w:cols w:space="720"/>
@@ -18727,7 +18570,7 @@
   <w:style w:type="paragraph" w:default="1" w:styleId="Normal">
     <w:name w:val="Normal"/>
     <w:qFormat/>
-    <w:rsid w:val="006F4341"/>
+    <w:rsid w:val="00B31B0E"/>
     <w:pPr>
       <w:spacing w:after="0" w:line="0" w:lineRule="atLeast"/>
       <w:contextualSpacing/>
